--- a/Practicas/Docencia/Planilla docente.docx
+++ b/Practicas/Docencia/Planilla docente.docx
@@ -1,6 +1,6 @@
 
 <file path=word/document.xml><?xml version="1.0" encoding="utf-8"?>
-<w:document xmlns:wpc="http://schemas.microsoft.com/office/word/2010/wordprocessingCanvas" xmlns:cx="http://schemas.microsoft.com/office/drawing/2014/chartex" xmlns:cx1="http://schemas.microsoft.com/office/drawing/2015/9/8/chartex" xmlns:cx2="http://schemas.microsoft.com/office/drawing/2015/10/21/chartex" xmlns:cx3="http://schemas.microsoft.com/office/drawing/2016/5/9/chartex" xmlns:cx4="http://schemas.microsoft.com/office/drawing/2016/5/10/chartex" xmlns:cx5="http://schemas.microsoft.com/office/drawing/2016/5/11/chartex" xmlns:cx6="http://schemas.microsoft.com/office/drawing/2016/5/12/chartex" xmlns:cx7="http://schemas.microsoft.com/office/drawing/2016/5/13/chartex" xmlns:cx8="http://schemas.microsoft.com/office/drawing/2016/5/14/chartex" xmlns:mc="http://schemas.openxmlformats.org/markup-compatibility/2006" xmlns:aink="http://schemas.microsoft.com/office/drawing/2016/ink" xmlns:am3d="http://schemas.microsoft.com/office/drawing/2017/model3d" xmlns:o="urn:schemas-microsoft-com:office:office" xmlns:oel="http://schemas.microsoft.com/office/2019/extlst" xmlns:r="http://schemas.openxmlformats.org/officeDocument/2006/relationships" xmlns:m="http://schemas.openxmlformats.org/officeDocument/2006/math" xmlns:v="urn:schemas-microsoft-com:vml" xmlns:wp14="http://schemas.microsoft.com/office/word/2010/wordprocessingDrawing" xmlns:wp="http://schemas.openxmlformats.org/drawingml/2006/wordprocessingDrawing" xmlns:w10="urn:schemas-microsoft-com:office:word" xmlns:w="http://schemas.openxmlformats.org/wordprocessingml/2006/main" xmlns:w14="http://schemas.microsoft.com/office/word/2010/wordml" xmlns:w15="http://schemas.microsoft.com/office/word/2012/wordml" xmlns:w16cex="http://schemas.microsoft.com/office/word/2018/wordml/cex" xmlns:w16cid="http://schemas.microsoft.com/office/word/2016/wordml/cid" xmlns:w16="http://schemas.microsoft.com/office/word/2018/wordml" xmlns:w16du="http://schemas.microsoft.com/office/word/2023/wordml/word16du" xmlns:w16sdtdh="http://schemas.microsoft.com/office/word/2020/wordml/sdtdatahash" xmlns:w16sdtfl="http://schemas.microsoft.com/office/word/2024/wordml/sdtformatlock" xmlns:w16se="http://schemas.microsoft.com/office/word/2015/wordml/symex" xmlns:wpg="http://schemas.microsoft.com/office/word/2010/wordprocessingGroup" xmlns:wpi="http://schemas.microsoft.com/office/word/2010/wordprocessingInk" xmlns:wne="http://schemas.microsoft.com/office/word/2006/wordml" xmlns:wps="http://schemas.microsoft.com/office/word/2010/wordprocessingShape" mc:Ignorable="w14 w15 w16se w16cid w16 w16cex w16sdtdh w16sdtfl w16du wp14">
+<w:document xmlns:wpc="http://schemas.microsoft.com/office/word/2010/wordprocessingCanvas" xmlns:cx="http://schemas.microsoft.com/office/drawing/2014/chartex" xmlns:cx1="http://schemas.microsoft.com/office/drawing/2015/9/8/chartex" xmlns:cx2="http://schemas.microsoft.com/office/drawing/2015/10/21/chartex" xmlns:cx3="http://schemas.microsoft.com/office/drawing/2016/5/9/chartex" xmlns:cx4="http://schemas.microsoft.com/office/drawing/2016/5/10/chartex" xmlns:cx5="http://schemas.microsoft.com/office/drawing/2016/5/11/chartex" xmlns:cx6="http://schemas.microsoft.com/office/drawing/2016/5/12/chartex" xmlns:cx7="http://schemas.microsoft.com/office/drawing/2016/5/13/chartex" xmlns:cx8="http://schemas.microsoft.com/office/drawing/2016/5/14/chartex" xmlns:mc="http://schemas.openxmlformats.org/markup-compatibility/2006" xmlns:aink="http://schemas.microsoft.com/office/drawing/2016/ink" xmlns:am3d="http://schemas.microsoft.com/office/drawing/2017/model3d" xmlns:o="urn:schemas-microsoft-com:office:office" xmlns:r="http://schemas.openxmlformats.org/officeDocument/2006/relationships" xmlns:m="http://schemas.openxmlformats.org/officeDocument/2006/math" xmlns:v="urn:schemas-microsoft-com:vml" xmlns:wp14="http://schemas.microsoft.com/office/word/2010/wordprocessingDrawing" xmlns:wp="http://schemas.openxmlformats.org/drawingml/2006/wordprocessingDrawing" xmlns:w10="urn:schemas-microsoft-com:office:word" xmlns:w="http://schemas.openxmlformats.org/wordprocessingml/2006/main" xmlns:w14="http://schemas.microsoft.com/office/word/2010/wordml" xmlns:w15="http://schemas.microsoft.com/office/word/2012/wordml" xmlns:w16cid="http://schemas.microsoft.com/office/word/2016/wordml/cid" xmlns:w16se="http://schemas.microsoft.com/office/word/2015/wordml/symex" xmlns:wpg="http://schemas.microsoft.com/office/word/2010/wordprocessingGroup" xmlns:wpi="http://schemas.microsoft.com/office/word/2010/wordprocessingInk" xmlns:wne="http://schemas.microsoft.com/office/word/2006/wordml" xmlns:wps="http://schemas.microsoft.com/office/word/2010/wordprocessingShape" mc:Ignorable="w14 w15 w16se w16cid wp14">
   <w:body>
     <w:p>
       <w:pPr>
@@ -24,7 +24,21 @@
           <w:color w:val="000000" w:themeColor="text1"/>
           <w:spacing w:val="-2"/>
         </w:rPr>
-        <w:t xml:space="preserve"> 4/08/2025</w:t>
+        <w:t xml:space="preserve"> </w:t>
+      </w:r>
+      <w:r>
+        <w:rPr>
+          <w:color w:val="000000" w:themeColor="text1"/>
+          <w:spacing w:val="-2"/>
+        </w:rPr>
+        <w:t>4</w:t>
+      </w:r>
+      <w:r>
+        <w:rPr>
+          <w:color w:val="000000" w:themeColor="text1"/>
+          <w:spacing w:val="-2"/>
+        </w:rPr>
+        <w:t>/08/2025</w:t>
       </w:r>
     </w:p>
     <w:p>
@@ -45,12 +59,42 @@
           <w:color w:val="000000" w:themeColor="text1"/>
         </w:rPr>
       </w:pPr>
-      <w:r>
-        <w:rPr>
-          <w:color w:val="000000" w:themeColor="text1"/>
-        </w:rPr>
-        <w:t>Jose Ricardo Merida Lopez</w:t>
-      </w:r>
+      <w:proofErr w:type="spellStart"/>
+      <w:r>
+        <w:rPr>
+          <w:color w:val="000000" w:themeColor="text1"/>
+        </w:rPr>
+        <w:t>Jose</w:t>
+      </w:r>
+      <w:proofErr w:type="spellEnd"/>
+      <w:r>
+        <w:rPr>
+          <w:color w:val="000000" w:themeColor="text1"/>
+        </w:rPr>
+        <w:t xml:space="preserve"> Ricardo </w:t>
+      </w:r>
+      <w:proofErr w:type="spellStart"/>
+      <w:r>
+        <w:rPr>
+          <w:color w:val="000000" w:themeColor="text1"/>
+        </w:rPr>
+        <w:t>Merida</w:t>
+      </w:r>
+      <w:proofErr w:type="spellEnd"/>
+      <w:r>
+        <w:rPr>
+          <w:color w:val="000000" w:themeColor="text1"/>
+        </w:rPr>
+        <w:t xml:space="preserve"> </w:t>
+      </w:r>
+      <w:proofErr w:type="spellStart"/>
+      <w:r>
+        <w:rPr>
+          <w:color w:val="000000" w:themeColor="text1"/>
+        </w:rPr>
+        <w:t>Lopez</w:t>
+      </w:r>
+      <w:proofErr w:type="spellEnd"/>
     </w:p>
     <w:p>
       <w:pPr>
@@ -130,13 +174,27 @@
         <w:rPr>
           <w:color w:val="000000" w:themeColor="text1"/>
         </w:rPr>
-        <w:t xml:space="preserve">Ingeniería Civil </w:t>
-      </w:r>
-      <w:r>
-        <w:rPr>
-          <w:color w:val="000000" w:themeColor="text1"/>
-        </w:rPr>
-        <w:t>. División de Ciencias de la Ingeniería</w:t>
+        <w:t xml:space="preserve">Ingeniería </w:t>
+      </w:r>
+      <w:proofErr w:type="gramStart"/>
+      <w:r>
+        <w:rPr>
+          <w:color w:val="000000" w:themeColor="text1"/>
+        </w:rPr>
+        <w:t xml:space="preserve">Civil </w:t>
+      </w:r>
+      <w:r>
+        <w:rPr>
+          <w:color w:val="000000" w:themeColor="text1"/>
+        </w:rPr>
+        <w:t>.</w:t>
+      </w:r>
+      <w:proofErr w:type="gramEnd"/>
+      <w:r>
+        <w:rPr>
+          <w:color w:val="000000" w:themeColor="text1"/>
+        </w:rPr>
+        <w:t xml:space="preserve"> División de Ciencias de la Ingeniería</w:t>
       </w:r>
     </w:p>
     <w:p>
@@ -220,12 +278,42 @@
         </w:rPr>
         <w:t xml:space="preserve">USAC Estimado </w:t>
       </w:r>
-      <w:r>
-        <w:rPr>
-          <w:color w:val="000000" w:themeColor="text1"/>
-        </w:rPr>
-        <w:t>Jose Ricardo Merida Lopez</w:t>
-      </w:r>
+      <w:proofErr w:type="spellStart"/>
+      <w:r>
+        <w:rPr>
+          <w:color w:val="000000" w:themeColor="text1"/>
+        </w:rPr>
+        <w:t>Jose</w:t>
+      </w:r>
+      <w:proofErr w:type="spellEnd"/>
+      <w:r>
+        <w:rPr>
+          <w:color w:val="000000" w:themeColor="text1"/>
+        </w:rPr>
+        <w:t xml:space="preserve"> Ricardo </w:t>
+      </w:r>
+      <w:proofErr w:type="spellStart"/>
+      <w:r>
+        <w:rPr>
+          <w:color w:val="000000" w:themeColor="text1"/>
+        </w:rPr>
+        <w:t>Merida</w:t>
+      </w:r>
+      <w:proofErr w:type="spellEnd"/>
+      <w:r>
+        <w:rPr>
+          <w:color w:val="000000" w:themeColor="text1"/>
+        </w:rPr>
+        <w:t xml:space="preserve"> </w:t>
+      </w:r>
+      <w:proofErr w:type="spellStart"/>
+      <w:r>
+        <w:rPr>
+          <w:color w:val="000000" w:themeColor="text1"/>
+        </w:rPr>
+        <w:t>Lopez</w:t>
+      </w:r>
+      <w:proofErr w:type="spellEnd"/>
       <w:r>
         <w:rPr>
           <w:color w:val="000000" w:themeColor="text1"/>
@@ -320,7 +408,13 @@
         <w:rPr>
           <w:color w:val="000000" w:themeColor="text1"/>
         </w:rPr>
-        <w:t>, y correo institucional:</w:t>
+        <w:t>, y correo instit</w:t>
+      </w:r>
+      <w:r>
+        <w:rPr>
+          <w:color w:val="000000" w:themeColor="text1"/>
+        </w:rPr>
+        <w:t>ucional:</w:t>
       </w:r>
       <w:r>
         <w:rPr>
@@ -362,7 +456,13 @@
         <w:rPr>
           <w:color w:val="000000" w:themeColor="text1"/>
         </w:rPr>
-        <w:t xml:space="preserve">realizar la práctica final en la División de Ciencias de la Ingeniería en el Centro Universitario de Occidente, como auxiliar docente en la que voy a desempeñar actividades de docencia relacionadas al curso, durante al menos dos horas diarias, en el mismo incluido el horario del curso para lograr el periodo mínimo de práctica de </w:t>
+        <w:t xml:space="preserve">realizar la práctica final en la División de Ciencias de la Ingeniería en el Centro Universitario de Occidente, como auxiliar docente en la que voy a desempeñar actividades de docencia relacionadas al curso, durante al menos dos horas diarias, en el mismo </w:t>
+      </w:r>
+      <w:r>
+        <w:rPr>
+          <w:color w:val="000000" w:themeColor="text1"/>
+        </w:rPr>
+        <w:t xml:space="preserve">incluido el horario del curso para lograr el periodo mínimo de práctica de </w:t>
       </w:r>
       <w:r>
         <w:rPr>
@@ -441,6 +541,16 @@
       </w:r>
       <w:r>
         <w:rPr>
+          <w:b/>
+          <w:color w:val="000000" w:themeColor="text1"/>
+          <w:spacing w:val="-1"/>
+        </w:rPr>
+        <w:t xml:space="preserve"> </w:t>
+      </w:r>
+      <w:bookmarkStart w:id="0" w:name="_GoBack"/>
+      <w:bookmarkEnd w:id="0"/>
+      <w:r>
+        <w:rPr>
           <w:color w:val="000000" w:themeColor="text1"/>
           <w:spacing w:val="-2"/>
         </w:rPr>
@@ -496,7 +606,6 @@
         <w:rPr>
           <w:b/>
           <w:color w:val="000000" w:themeColor="text1"/>
-          <w:spacing w:val="-1"/>
         </w:rPr>
         <w:t xml:space="preserve"> </w:t>
       </w:r>
@@ -520,7 +629,13 @@
         <w:rPr>
           <w:color w:val="000000" w:themeColor="text1"/>
         </w:rPr>
-        <w:t xml:space="preserve">Nota de aprobación del curso: </w:t>
+        <w:t>Nota de aprobación del curso:</w:t>
+      </w:r>
+      <w:r>
+        <w:rPr>
+          <w:color w:val="000000" w:themeColor="text1"/>
+        </w:rPr>
+        <w:t xml:space="preserve"> </w:t>
       </w:r>
       <w:r>
         <w:rPr>
@@ -554,8 +669,28 @@
         <w:rPr>
           <w:color w:val="000000" w:themeColor="text1"/>
         </w:rPr>
-        <w:t>: Erick Adolfo Coti Sac</w:t>
-      </w:r>
+        <w:t xml:space="preserve">: </w:t>
+      </w:r>
+      <w:r>
+        <w:rPr>
+          <w:color w:val="000000" w:themeColor="text1"/>
+        </w:rPr>
+        <w:tab/>
+      </w:r>
+      <w:r>
+        <w:rPr>
+          <w:color w:val="000000" w:themeColor="text1"/>
+        </w:rPr>
+        <w:t xml:space="preserve">Erick Adolfo Coti </w:t>
+      </w:r>
+      <w:proofErr w:type="spellStart"/>
+      <w:r>
+        <w:rPr>
+          <w:color w:val="000000" w:themeColor="text1"/>
+        </w:rPr>
+        <w:t>Sac</w:t>
+      </w:r>
+      <w:proofErr w:type="spellEnd"/>
     </w:p>
     <w:p>
       <w:pPr>
@@ -616,7 +751,15 @@
           <w:color w:val="000000" w:themeColor="text1"/>
           <w:spacing w:val="-7"/>
         </w:rPr>
-        <w:t xml:space="preserve"> 201230088</w:t>
+        <w:t xml:space="preserve"> </w:t>
+      </w:r>
+      <w:r>
+        <w:rPr>
+          <w:b w:val="0"/>
+          <w:color w:val="000000" w:themeColor="text1"/>
+          <w:spacing w:val="-7"/>
+        </w:rPr>
+        <w:t>201230088</w:t>
       </w:r>
     </w:p>
     <w:p>
@@ -981,7 +1124,7 @@
           </mc:Choice>
           <mc:Fallback>
             <w:pict>
-              <v:shape w14:anchorId="068AE642" id="Graphic 1" o:spid="_x0000_s1026" style="position:absolute;margin-left:235pt;margin-top:18.55pt;width:142.2pt;height:.1pt;z-index:-15728640;visibility:visible;mso-wrap-style:square;mso-wrap-distance-left:0;mso-wrap-distance-top:0;mso-wrap-distance-right:0;mso-wrap-distance-bottom:0;mso-position-horizontal:absolute;mso-position-horizontal-relative:page;mso-position-vertical:absolute;mso-position-vertical-relative:text;v-text-anchor:top" coordsize="1805939,1270" o:gfxdata="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" path="m,l1805629,e" filled="f" strokeweight=".22167mm">
+              <v:shape w14:anchorId="3B642E6C" id="Graphic 1" o:spid="_x0000_s1026" style="position:absolute;margin-left:235pt;margin-top:18.55pt;width:142.2pt;height:.1pt;z-index:-15728640;visibility:visible;mso-wrap-style:square;mso-wrap-distance-left:0;mso-wrap-distance-top:0;mso-wrap-distance-right:0;mso-wrap-distance-bottom:0;mso-position-horizontal:absolute;mso-position-horizontal-relative:page;mso-position-vertical:absolute;mso-position-vertical-relative:text;v-text-anchor:top" coordsize="1805939,1270" o:gfxdata="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" path="m,l1805629,e" filled="f" strokeweight=".22167mm">
                 <v:path arrowok="t"/>
                 <w10:wrap type="topAndBottom" anchorx="page"/>
               </v:shape>
@@ -1005,21 +1148,7 @@
           <w:color w:val="000000" w:themeColor="text1"/>
           <w:spacing w:val="-2"/>
         </w:rPr>
-        <w:t>Marlon Ivan Carreto Riviera</w:t>
-      </w:r>
-      <w:r>
-        <w:rPr>
-          <w:color w:val="000000" w:themeColor="text1"/>
-          <w:spacing w:val="-2"/>
-        </w:rPr>
-        <w:t xml:space="preserve"> </w:t>
-      </w:r>
-      <w:r>
-        <w:rPr>
-          <w:color w:val="000000" w:themeColor="text1"/>
-          <w:spacing w:val="-2"/>
-        </w:rPr>
-        <w:t xml:space="preserve">      Ingeniería Civil</w:t>
+        <w:t>Marlon Ivan Carreto Riviera       Ingeniería Civil</w:t>
       </w:r>
     </w:p>
     <w:p>
@@ -1049,7 +1178,7 @@
 </file>
 
 <file path=word/styles.xml><?xml version="1.0" encoding="utf-8"?>
-<w:styles xmlns:mc="http://schemas.openxmlformats.org/markup-compatibility/2006" xmlns:r="http://schemas.openxmlformats.org/officeDocument/2006/relationships" xmlns:w="http://schemas.openxmlformats.org/wordprocessingml/2006/main" xmlns:w14="http://schemas.microsoft.com/office/word/2010/wordml" xmlns:w15="http://schemas.microsoft.com/office/word/2012/wordml" xmlns:w16cex="http://schemas.microsoft.com/office/word/2018/wordml/cex" xmlns:w16cid="http://schemas.microsoft.com/office/word/2016/wordml/cid" xmlns:w16="http://schemas.microsoft.com/office/word/2018/wordml" xmlns:w16du="http://schemas.microsoft.com/office/word/2023/wordml/word16du" xmlns:w16sdtdh="http://schemas.microsoft.com/office/word/2020/wordml/sdtdatahash" xmlns:w16sdtfl="http://schemas.microsoft.com/office/word/2024/wordml/sdtformatlock" xmlns:w16se="http://schemas.microsoft.com/office/word/2015/wordml/symex" mc:Ignorable="w14 w15 w16se w16cid w16 w16cex w16sdtdh w16sdtfl w16du">
+<w:styles xmlns:mc="http://schemas.openxmlformats.org/markup-compatibility/2006" xmlns:r="http://schemas.openxmlformats.org/officeDocument/2006/relationships" xmlns:w="http://schemas.openxmlformats.org/wordprocessingml/2006/main" xmlns:w14="http://schemas.microsoft.com/office/word/2010/wordml" xmlns:w15="http://schemas.microsoft.com/office/word/2012/wordml" xmlns:w16cid="http://schemas.microsoft.com/office/word/2016/wordml/cid" xmlns:w16se="http://schemas.microsoft.com/office/word/2015/wordml/symex" mc:Ignorable="w14 w15 w16se w16cid">
   <w:docDefaults>
     <w:rPrDefault>
       <w:rPr>
@@ -1067,7 +1196,7 @@
       </w:pPr>
     </w:pPrDefault>
   </w:docDefaults>
-  <w:latentStyles w:defLockedState="0" w:defUIPriority="99" w:defSemiHidden="0" w:defUnhideWhenUsed="0" w:defQFormat="0" w:count="376">
+  <w:latentStyles w:defLockedState="0" w:defUIPriority="99" w:defSemiHidden="0" w:defUnhideWhenUsed="0" w:defQFormat="0" w:count="375">
     <w:lsdException w:name="Normal" w:uiPriority="0" w:qFormat="1"/>
     <w:lsdException w:name="heading 1" w:uiPriority="9" w:qFormat="1"/>
     <w:lsdException w:name="heading 2" w:semiHidden="1" w:uiPriority="9" w:unhideWhenUsed="1" w:qFormat="1"/>
@@ -1443,7 +1572,6 @@
     <w:lsdException w:name="Smart Hyperlink" w:semiHidden="1" w:unhideWhenUsed="1"/>
     <w:lsdException w:name="Hashtag" w:semiHidden="1" w:unhideWhenUsed="1"/>
     <w:lsdException w:name="Unresolved Mention" w:semiHidden="1" w:unhideWhenUsed="1"/>
-    <w:lsdException w:name="Smart Link" w:semiHidden="1" w:unhideWhenUsed="1"/>
   </w:latentStyles>
   <w:style w:type="paragraph" w:default="1" w:styleId="Normal">
     <w:name w:val="Normal"/>
